--- a/demo-output/DEMO - Otter Client 3 (Consultation)/ROF/ROF.docx
+++ b/demo-output/DEMO - Otter Client 3 (Consultation)/ROF/ROF.docx
@@ -97,7 +97,7 @@
         <w:tab/>
         <w:tab/>
         <w:tab/>
-        <w:t xml:space="preserve">Date: July 11, 2026</w:t>
+        <w:t xml:space="preserve">Date: July 29, 2026</w:t>
       </w:r>
     </w:p>
     <w:p>
@@ -165,7 +165,7 @@
           <w:bCs w:val="1"/>
           <w:rtl w:val="0"/>
         </w:rPr>
-        <w:t xml:space="preserve">Symptoms: gallbladder pain — stones confirmed on ultrasound, surgeon wanted removal; hot flashes; sleep issues; energy issues; panic attacks</w:t>
+        <w:t xml:space="preserve">Symptoms: the gallbladder pain is back; I was getting pains in it; my liver enzymes were elevated; I'll just wake up in sheer panic for no reason</w:t>
       </w:r>
     </w:p>
     <w:p>
@@ -727,7 +727,7 @@
                 <w:szCs w:val="26"/>
                 <w:rtl w:val="0"/>
               </w:rPr>
-              <w:t xml:space="preserve">Stressors(s): food</w:t>
+              <w:t xml:space="preserve">Stressors(s): </w:t>
             </w:r>
           </w:p>
         </w:tc>
@@ -1572,462 +1572,6 @@
               <w:rPr>
                 <w:rtl w:val="0"/>
               </w:rPr>
-            </w:r>
-          </w:p>
-        </w:tc>
-      </w:tr>
-      <w:tr>
-        <w:trPr>
-          <w:cantSplit w:val="0"/>
-          <w:trHeight w:val="180" w:hRule="atLeast"/>
-          <w:tblHeader w:val="0"/>
-        </w:trPr>
-        <w:tc>
-          <w:tcPr>
-            <w:tcBorders>
-              <w:top w:color="000000" w:space="0" w:sz="6" w:val="single"/>
-              <w:left w:color="000000" w:space="0" w:sz="6" w:val="single"/>
-              <w:bottom w:color="000000" w:space="0" w:sz="6" w:val="single"/>
-              <w:right w:color="000000" w:space="0" w:sz="6" w:val="single"/>
-            </w:tcBorders>
-            <w:tcMar>
-              <w:top w:w="0.0" w:type="dxa"/>
-              <w:left w:w="40.0" w:type="dxa"/>
-              <w:bottom w:w="0.0" w:type="dxa"/>
-              <w:right w:w="40.0" w:type="dxa"/>
-            </w:tcMar>
-            <w:vAlign w:val="center"/>
-          </w:tcPr>
-          <w:p>
-            <w:pPr>
-              <w:pageBreakBefore w:val="0"/>
-              <w:widowControl w:val="0"/>
-              <w:spacing w:line="276" w:lineRule="auto"/>
-              <w:rPr>
-                <w:rFonts w:ascii="Roboto" w:cs="Roboto" w:eastAsia="Roboto" w:hAnsi="Roboto"/>
-                <w:b w:val="1"/>
-                <w:bCs w:val="1"/>
-              </w:rPr>
-            </w:pPr>
-            <w:r>
-              <w:rPr>
-                <w:rtl w:val="0"/>
-              </w:rPr>
-            </w:r>
-            <w:r>
-              <w:rPr>
-                <w:rFonts w:ascii="Roboto" w:cs="Roboto" w:eastAsia="Roboto" w:hAnsi="Roboto"/>
-              </w:rPr>
-              <w:t xml:space="preserve">Cytosine PTHPT</w:t>
-            </w:r>
-          </w:p>
-        </w:tc>
-        <w:tc>
-          <w:tcPr>
-            <w:tcBorders>
-              <w:top w:color="000000" w:space="0" w:sz="6" w:val="single"/>
-              <w:left w:color="cccccc" w:space="0" w:sz="6" w:val="single"/>
-              <w:bottom w:color="000000" w:space="0" w:sz="6" w:val="single"/>
-              <w:right w:color="000000" w:space="0" w:sz="6" w:val="single"/>
-            </w:tcBorders>
-            <w:tcMar>
-              <w:top w:w="0.0" w:type="dxa"/>
-              <w:left w:w="40.0" w:type="dxa"/>
-              <w:bottom w:w="0.0" w:type="dxa"/>
-              <w:right w:w="40.0" w:type="dxa"/>
-            </w:tcMar>
-            <w:vAlign w:val="center"/>
-          </w:tcPr>
-          <w:p>
-            <w:pPr>
-              <w:pageBreakBefore w:val="0"/>
-              <w:widowControl w:val="0"/>
-              <w:spacing w:line="276" w:lineRule="auto"/>
-              <w:rPr>
-                <w:rFonts w:ascii="Roboto" w:cs="Roboto" w:eastAsia="Roboto" w:hAnsi="Roboto"/>
-                <w:b w:val="1"/>
-                <w:bCs w:val="1"/>
-              </w:rPr>
-            </w:pPr>
-            <w:r>
-              <w:rPr>
-                <w:rtl w:val="0"/>
-              </w:rPr>
-            </w:r>
-            <w:r>
-              <w:rPr>
-                <w:rFonts w:ascii="Roboto" w:cs="Roboto" w:eastAsia="Roboto" w:hAnsi="Roboto"/>
-              </w:rPr>
-              <w:t/>
-            </w:r>
-          </w:p>
-        </w:tc>
-        <w:tc>
-          <w:tcPr>
-            <w:vAlign w:val="top"/>
-          </w:tcPr>
-          <w:p>
-            <w:pPr>
-              <w:pageBreakBefore w:val="0"/>
-              <w:rPr>
-                <w:rFonts w:ascii="Roboto" w:cs="Roboto" w:eastAsia="Roboto" w:hAnsi="Roboto"/>
-                <w:b w:val="1"/>
-                <w:bCs w:val="1"/>
-                <w:vertAlign w:val="baseline"/>
-              </w:rPr>
-            </w:pPr>
-            <w:r>
-              <w:rPr>
-                <w:rtl w:val="0"/>
-              </w:rPr>
-            </w:r>
-            <w:r>
-              <w:rPr>
-                <w:rFonts w:ascii="Roboto" w:cs="Roboto" w:eastAsia="Roboto" w:hAnsi="Roboto"/>
-              </w:rPr>
-              <w:t/>
-            </w:r>
-          </w:p>
-        </w:tc>
-      </w:tr>
-      <w:tr>
-        <w:trPr>
-          <w:cantSplit w:val="0"/>
-          <w:trHeight w:val="180" w:hRule="atLeast"/>
-          <w:tblHeader w:val="0"/>
-        </w:trPr>
-        <w:tc>
-          <w:tcPr>
-            <w:tcBorders>
-              <w:top w:color="000000" w:space="0" w:sz="6" w:val="single"/>
-              <w:left w:color="000000" w:space="0" w:sz="6" w:val="single"/>
-              <w:bottom w:color="000000" w:space="0" w:sz="6" w:val="single"/>
-              <w:right w:color="000000" w:space="0" w:sz="6" w:val="single"/>
-            </w:tcBorders>
-            <w:tcMar>
-              <w:top w:w="0.0" w:type="dxa"/>
-              <w:left w:w="40.0" w:type="dxa"/>
-              <w:bottom w:w="0.0" w:type="dxa"/>
-              <w:right w:w="40.0" w:type="dxa"/>
-            </w:tcMar>
-            <w:vAlign w:val="center"/>
-          </w:tcPr>
-          <w:p>
-            <w:pPr>
-              <w:pageBreakBefore w:val="0"/>
-              <w:widowControl w:val="0"/>
-              <w:spacing w:line="276" w:lineRule="auto"/>
-              <w:rPr>
-                <w:rFonts w:ascii="Roboto" w:cs="Roboto" w:eastAsia="Roboto" w:hAnsi="Roboto"/>
-                <w:b w:val="1"/>
-                <w:bCs w:val="1"/>
-              </w:rPr>
-            </w:pPr>
-            <w:r>
-              <w:rPr>
-                <w:rtl w:val="0"/>
-              </w:rPr>
-            </w:r>
-            <w:r>
-              <w:rPr>
-                <w:rFonts w:ascii="Roboto" w:cs="Roboto" w:eastAsia="Roboto" w:hAnsi="Roboto"/>
-              </w:rPr>
-              <w:t xml:space="preserve">Beta Plus</w:t>
-            </w:r>
-          </w:p>
-        </w:tc>
-        <w:tc>
-          <w:tcPr>
-            <w:tcBorders>
-              <w:top w:color="000000" w:space="0" w:sz="6" w:val="single"/>
-              <w:left w:color="cccccc" w:space="0" w:sz="6" w:val="single"/>
-              <w:bottom w:color="000000" w:space="0" w:sz="6" w:val="single"/>
-              <w:right w:color="000000" w:space="0" w:sz="6" w:val="single"/>
-            </w:tcBorders>
-            <w:tcMar>
-              <w:top w:w="0.0" w:type="dxa"/>
-              <w:left w:w="40.0" w:type="dxa"/>
-              <w:bottom w:w="0.0" w:type="dxa"/>
-              <w:right w:w="40.0" w:type="dxa"/>
-            </w:tcMar>
-            <w:vAlign w:val="center"/>
-          </w:tcPr>
-          <w:p>
-            <w:pPr>
-              <w:pageBreakBefore w:val="0"/>
-              <w:widowControl w:val="0"/>
-              <w:spacing w:line="276" w:lineRule="auto"/>
-              <w:rPr>
-                <w:rFonts w:ascii="Roboto" w:cs="Roboto" w:eastAsia="Roboto" w:hAnsi="Roboto"/>
-                <w:b w:val="1"/>
-                <w:bCs w:val="1"/>
-              </w:rPr>
-            </w:pPr>
-            <w:r>
-              <w:rPr>
-                <w:rtl w:val="0"/>
-              </w:rPr>
-            </w:r>
-            <w:r>
-              <w:rPr>
-                <w:rFonts w:ascii="Roboto" w:cs="Roboto" w:eastAsia="Roboto" w:hAnsi="Roboto"/>
-              </w:rPr>
-              <w:t/>
-            </w:r>
-          </w:p>
-        </w:tc>
-        <w:tc>
-          <w:tcPr>
-            <w:vAlign w:val="top"/>
-          </w:tcPr>
-          <w:p>
-            <w:pPr>
-              <w:pageBreakBefore w:val="0"/>
-              <w:rPr>
-                <w:rFonts w:ascii="Roboto" w:cs="Roboto" w:eastAsia="Roboto" w:hAnsi="Roboto"/>
-                <w:b w:val="1"/>
-                <w:bCs w:val="1"/>
-                <w:vertAlign w:val="baseline"/>
-              </w:rPr>
-            </w:pPr>
-            <w:r>
-              <w:rPr>
-                <w:rtl w:val="0"/>
-              </w:rPr>
-            </w:r>
-            <w:r>
-              <w:rPr>
-                <w:rFonts w:ascii="Roboto" w:cs="Roboto" w:eastAsia="Roboto" w:hAnsi="Roboto"/>
-              </w:rPr>
-              <w:t/>
-            </w:r>
-          </w:p>
-        </w:tc>
-      </w:tr>
-      <w:tr>
-        <w:trPr>
-          <w:cantSplit w:val="0"/>
-          <w:trHeight w:val="180" w:hRule="atLeast"/>
-          <w:tblHeader w:val="0"/>
-        </w:trPr>
-        <w:tc>
-          <w:tcPr>
-            <w:tcBorders>
-              <w:top w:color="000000" w:space="0" w:sz="6" w:val="single"/>
-              <w:left w:color="000000" w:space="0" w:sz="6" w:val="single"/>
-              <w:bottom w:color="000000" w:space="0" w:sz="6" w:val="single"/>
-              <w:right w:color="000000" w:space="0" w:sz="6" w:val="single"/>
-            </w:tcBorders>
-            <w:tcMar>
-              <w:top w:w="0.0" w:type="dxa"/>
-              <w:left w:w="40.0" w:type="dxa"/>
-              <w:bottom w:w="0.0" w:type="dxa"/>
-              <w:right w:w="40.0" w:type="dxa"/>
-            </w:tcMar>
-            <w:vAlign w:val="center"/>
-          </w:tcPr>
-          <w:p>
-            <w:pPr>
-              <w:pageBreakBefore w:val="0"/>
-              <w:widowControl w:val="0"/>
-              <w:spacing w:line="276" w:lineRule="auto"/>
-              <w:rPr>
-                <w:rFonts w:ascii="Roboto" w:cs="Roboto" w:eastAsia="Roboto" w:hAnsi="Roboto"/>
-                <w:b w:val="1"/>
-                <w:bCs w:val="1"/>
-              </w:rPr>
-            </w:pPr>
-            <w:r>
-              <w:rPr>
-                <w:rtl w:val="0"/>
-              </w:rPr>
-            </w:r>
-            <w:r>
-              <w:rPr>
-                <w:rFonts w:ascii="Roboto" w:cs="Roboto" w:eastAsia="Roboto" w:hAnsi="Roboto"/>
-              </w:rPr>
-              <w:t xml:space="preserve">Bio B Complex</w:t>
-            </w:r>
-          </w:p>
-        </w:tc>
-        <w:tc>
-          <w:tcPr>
-            <w:tcBorders>
-              <w:top w:color="000000" w:space="0" w:sz="6" w:val="single"/>
-              <w:left w:color="cccccc" w:space="0" w:sz="6" w:val="single"/>
-              <w:bottom w:color="000000" w:space="0" w:sz="6" w:val="single"/>
-              <w:right w:color="000000" w:space="0" w:sz="6" w:val="single"/>
-            </w:tcBorders>
-            <w:tcMar>
-              <w:top w:w="0.0" w:type="dxa"/>
-              <w:left w:w="40.0" w:type="dxa"/>
-              <w:bottom w:w="0.0" w:type="dxa"/>
-              <w:right w:w="40.0" w:type="dxa"/>
-            </w:tcMar>
-            <w:vAlign w:val="center"/>
-          </w:tcPr>
-          <w:p>
-            <w:pPr>
-              <w:pageBreakBefore w:val="0"/>
-              <w:widowControl w:val="0"/>
-              <w:spacing w:line="276" w:lineRule="auto"/>
-              <w:rPr>
-                <w:rFonts w:ascii="Roboto" w:cs="Roboto" w:eastAsia="Roboto" w:hAnsi="Roboto"/>
-                <w:b w:val="1"/>
-                <w:bCs w:val="1"/>
-              </w:rPr>
-            </w:pPr>
-            <w:r>
-              <w:rPr>
-                <w:rtl w:val="0"/>
-              </w:rPr>
-            </w:r>
-            <w:r>
-              <w:rPr>
-                <w:rFonts w:ascii="Roboto" w:cs="Roboto" w:eastAsia="Roboto" w:hAnsi="Roboto"/>
-              </w:rPr>
-              <w:t/>
-            </w:r>
-          </w:p>
-        </w:tc>
-        <w:tc>
-          <w:tcPr>
-            <w:vAlign w:val="top"/>
-          </w:tcPr>
-          <w:p>
-            <w:pPr>
-              <w:pageBreakBefore w:val="0"/>
-              <w:rPr>
-                <w:rFonts w:ascii="Roboto" w:cs="Roboto" w:eastAsia="Roboto" w:hAnsi="Roboto"/>
-                <w:b w:val="1"/>
-                <w:bCs w:val="1"/>
-                <w:vertAlign w:val="baseline"/>
-              </w:rPr>
-            </w:pPr>
-            <w:r>
-              <w:rPr>
-                <w:rtl w:val="0"/>
-              </w:rPr>
-            </w:r>
-            <w:r>
-              <w:rPr>
-                <w:rFonts w:ascii="Roboto" w:cs="Roboto" w:eastAsia="Roboto" w:hAnsi="Roboto"/>
-              </w:rPr>
-              <w:t/>
-            </w:r>
-          </w:p>
-        </w:tc>
-      </w:tr>
-      <w:tr>
-        <w:trPr>
-          <w:cantSplit w:val="0"/>
-          <w:trHeight w:val="180" w:hRule="atLeast"/>
-          <w:tblHeader w:val="0"/>
-        </w:trPr>
-        <w:tc>
-          <w:tcPr>
-            <w:tcBorders>
-              <w:top w:color="000000" w:space="0" w:sz="6" w:val="single"/>
-              <w:left w:color="000000" w:space="0" w:sz="6" w:val="single"/>
-              <w:bottom w:color="000000" w:space="0" w:sz="6" w:val="single"/>
-              <w:right w:color="000000" w:space="0" w:sz="6" w:val="single"/>
-            </w:tcBorders>
-            <w:tcMar>
-              <w:top w:w="0.0" w:type="dxa"/>
-              <w:left w:w="40.0" w:type="dxa"/>
-              <w:bottom w:w="0.0" w:type="dxa"/>
-              <w:right w:w="40.0" w:type="dxa"/>
-            </w:tcMar>
-            <w:vAlign w:val="center"/>
-          </w:tcPr>
-          <w:p>
-            <w:pPr>
-              <w:pageBreakBefore w:val="0"/>
-              <w:widowControl w:val="0"/>
-              <w:spacing w:line="276" w:lineRule="auto"/>
-              <w:rPr>
-                <w:rFonts w:ascii="Roboto" w:cs="Roboto" w:eastAsia="Roboto" w:hAnsi="Roboto"/>
-                <w:b w:val="1"/>
-                <w:bCs w:val="1"/>
-              </w:rPr>
-            </w:pPr>
-            <w:r>
-              <w:rPr>
-                <w:rtl w:val="0"/>
-              </w:rPr>
-            </w:r>
-            <w:r>
-              <w:rPr>
-                <w:rFonts w:ascii="Roboto" w:cs="Roboto" w:eastAsia="Roboto" w:hAnsi="Roboto"/>
-              </w:rPr>
-              <w:t xml:space="preserve">Catalyze the Core</w:t>
-            </w:r>
-          </w:p>
-        </w:tc>
-        <w:tc>
-          <w:tcPr>
-            <w:tcBorders>
-              <w:top w:color="000000" w:space="0" w:sz="6" w:val="single"/>
-              <w:left w:color="cccccc" w:space="0" w:sz="6" w:val="single"/>
-              <w:bottom w:color="000000" w:space="0" w:sz="6" w:val="single"/>
-              <w:right w:color="000000" w:space="0" w:sz="6" w:val="single"/>
-            </w:tcBorders>
-            <w:tcMar>
-              <w:top w:w="0.0" w:type="dxa"/>
-              <w:left w:w="40.0" w:type="dxa"/>
-              <w:bottom w:w="0.0" w:type="dxa"/>
-              <w:right w:w="40.0" w:type="dxa"/>
-            </w:tcMar>
-            <w:vAlign w:val="center"/>
-          </w:tcPr>
-          <w:p>
-            <w:pPr>
-              <w:pageBreakBefore w:val="0"/>
-              <w:widowControl w:val="0"/>
-              <w:spacing w:line="276" w:lineRule="auto"/>
-              <w:rPr>
-                <w:rFonts w:ascii="Roboto" w:cs="Roboto" w:eastAsia="Roboto" w:hAnsi="Roboto"/>
-                <w:b w:val="1"/>
-                <w:bCs w:val="1"/>
-              </w:rPr>
-            </w:pPr>
-            <w:r>
-              <w:rPr>
-                <w:rtl w:val="0"/>
-              </w:rPr>
-            </w:r>
-            <w:r>
-              <w:rPr>
-                <w:rFonts w:ascii="Roboto" w:cs="Roboto" w:eastAsia="Roboto" w:hAnsi="Roboto"/>
-              </w:rPr>
-              <w:t/>
-            </w:r>
-          </w:p>
-        </w:tc>
-        <w:tc>
-          <w:tcPr>
-            <w:vAlign w:val="top"/>
-          </w:tcPr>
-          <w:p>
-            <w:pPr>
-              <w:pageBreakBefore w:val="0"/>
-              <w:rPr>
-                <w:rFonts w:ascii="Roboto" w:cs="Roboto" w:eastAsia="Roboto" w:hAnsi="Roboto"/>
-                <w:b w:val="1"/>
-                <w:bCs w:val="1"/>
-                <w:vertAlign w:val="baseline"/>
-              </w:rPr>
-            </w:pPr>
-            <w:r>
-              <w:rPr>
-                <w:rtl w:val="0"/>
-              </w:rPr>
-            </w:r>
-            <w:r>
-              <w:rPr>
-                <w:rFonts w:ascii="Roboto" w:cs="Roboto" w:eastAsia="Roboto" w:hAnsi="Roboto"/>
-              </w:rPr>
-              <w:t/>
             </w:r>
           </w:p>
         </w:tc>
